--- a/Etapa Construcción - Iteración 3/Diseño/Especificación CU02： Exportar Información - Kairos - NexTech.docx
+++ b/Etapa Construcción - Iteración 3/Diseño/Especificación CU02： Exportar Información - Kairos - NexTech.docx
@@ -389,12 +389,12 @@
                 <wp:extent cx="8016240" cy="887095"/>
                 <wp:effectExtent b="0" l="0" r="0" t="0"/>
                 <wp:wrapNone/>
-                <wp:docPr id="131" name="image14.png"/>
+                <wp:docPr id="131" name="image12.png"/>
                 <a:graphic>
                   <a:graphicData uri="http://schemas.openxmlformats.org/drawingml/2006/picture">
                     <pic:pic>
                       <pic:nvPicPr>
-                        <pic:cNvPr id="0" name="image14.png"/>
+                        <pic:cNvPr id="0" name="image12.png"/>
                         <pic:cNvPicPr preferRelativeResize="0"/>
                       </pic:nvPicPr>
                       <pic:blipFill>
@@ -511,12 +511,12 @@
                 <wp:extent cx="179705" cy="11304270"/>
                 <wp:effectExtent b="0" l="0" r="0" t="0"/>
                 <wp:wrapNone/>
-                <wp:docPr id="129" name="image12.png"/>
+                <wp:docPr id="129" name="image10.png"/>
                 <a:graphic>
                   <a:graphicData uri="http://schemas.openxmlformats.org/drawingml/2006/picture">
                     <pic:pic>
                       <pic:nvPicPr>
-                        <pic:cNvPr id="0" name="image12.png"/>
+                        <pic:cNvPr id="0" name="image10.png"/>
                         <pic:cNvPicPr preferRelativeResize="0"/>
                       </pic:nvPicPr>
                       <pic:blipFill>
@@ -633,12 +633,12 @@
                 <wp:extent cx="179705" cy="11304270"/>
                 <wp:effectExtent b="0" l="0" r="0" t="0"/>
                 <wp:wrapNone/>
-                <wp:docPr id="133" name="image16.png"/>
+                <wp:docPr id="133" name="image14.png"/>
                 <a:graphic>
                   <a:graphicData uri="http://schemas.openxmlformats.org/drawingml/2006/picture">
                     <pic:pic>
                       <pic:nvPicPr>
-                        <pic:cNvPr id="0" name="image16.png"/>
+                        <pic:cNvPr id="0" name="image14.png"/>
                         <pic:cNvPicPr preferRelativeResize="0"/>
                       </pic:nvPicPr>
                       <pic:blipFill>
@@ -755,12 +755,12 @@
                 <wp:extent cx="8016240" cy="887095"/>
                 <wp:effectExtent b="0" l="0" r="0" t="0"/>
                 <wp:wrapNone/>
-                <wp:docPr id="132" name="image15.png"/>
+                <wp:docPr id="132" name="image13.png"/>
                 <a:graphic>
                   <a:graphicData uri="http://schemas.openxmlformats.org/drawingml/2006/picture">
                     <pic:pic>
                       <pic:nvPicPr>
-                        <pic:cNvPr id="0" name="image15.png"/>
+                        <pic:cNvPr id="0" name="image13.png"/>
                         <pic:cNvPicPr preferRelativeResize="0"/>
                       </pic:nvPicPr>
                       <pic:blipFill>
@@ -1200,12 +1200,12 @@
             <wp:extent cx="1200150" cy="1200150"/>
             <wp:effectExtent b="0" l="0" r="0" t="0"/>
             <wp:wrapSquare wrapText="bothSides" distB="0" distT="0" distL="114300" distR="114300"/>
-            <wp:docPr descr="psi-negro.png" id="137" name="image3.png"/>
+            <wp:docPr descr="psi-negro.png" id="137" name="image2.png"/>
             <a:graphic>
               <a:graphicData uri="http://schemas.openxmlformats.org/drawingml/2006/picture">
                 <pic:pic>
                   <pic:nvPicPr>
-                    <pic:cNvPr descr="psi-negro.png" id="0" name="image3.png"/>
+                    <pic:cNvPr descr="psi-negro.png" id="0" name="image2.png"/>
                     <pic:cNvPicPr preferRelativeResize="0"/>
                   </pic:nvPicPr>
                   <pic:blipFill>
@@ -1400,7 +1400,7 @@
     </w:p>
     <w:sdt>
       <w:sdtPr>
-        <w:id w:val="1728219723"/>
+        <w:id w:val="-1153650129"/>
         <w:docPartObj>
           <w:docPartGallery w:val="Table of Contents"/>
           <w:docPartUnique w:val="1"/>
@@ -1439,6 +1439,26 @@
           <w:hyperlink w:anchor="_heading=h.kij5cse9vtpi">
             <w:r>
               <w:rPr>
+                <w:b w:val="1"/>
+                <w:bCs w:val="1"/>
+                <w:i w:val="0"/>
+                <w:iCs w:val="0"/>
+                <w:smallCaps w:val="0"/>
+                <w:strike w:val="0"/>
+                <w:color w:val="000000"/>
+                <w:sz w:val="28"/>
+                <w:szCs w:val="28"/>
+                <w:u w:val="none"/>
+                <w:shd w:fill="auto" w:val="clear"/>
+                <w:vertAlign w:val="baseline"/>
+                <w:rtl w:val="0"/>
+              </w:rPr>
+              <w:t xml:space="preserve">Diagrama de Casos de Uso</w:t>
+            </w:r>
+          </w:hyperlink>
+          <w:hyperlink w:anchor="_heading=h.kij5cse9vtpi">
+            <w:r>
+              <w:rPr>
                 <w:rFonts w:ascii="Arial" w:cs="Arial" w:eastAsia="Arial" w:hAnsi="Arial"/>
                 <w:b w:val="1"/>
                 <w:bCs w:val="1"/>
@@ -1454,7 +1474,6 @@
                 <w:vertAlign w:val="baseline"/>
                 <w:rtl w:val="0"/>
               </w:rPr>
-              <w:t xml:space="preserve">Diagrama de Casos de Uso</w:t>
               <w:tab/>
               <w:t xml:space="preserve">3</w:t>
             </w:r>
@@ -2112,12 +2131,12 @@
           <wp:inline distB="114300" distT="114300" distL="114300" distR="114300">
             <wp:extent cx="5399730" cy="4305300"/>
             <wp:effectExtent b="0" l="0" r="0" t="0"/>
-            <wp:docPr id="139" name="image5.png"/>
+            <wp:docPr id="139" name="image17.png"/>
             <a:graphic>
               <a:graphicData uri="http://schemas.openxmlformats.org/drawingml/2006/picture">
                 <pic:pic>
                   <pic:nvPicPr>
-                    <pic:cNvPr id="0" name="image5.png"/>
+                    <pic:cNvPr id="0" name="image17.png"/>
                     <pic:cNvPicPr preferRelativeResize="0"/>
                   </pic:nvPicPr>
                   <pic:blipFill>
@@ -2222,7 +2241,7 @@
     <w:sdt>
       <w:sdtPr>
         <w:lock w:val="contentLocked"/>
-        <w:id w:val="-2085747727"/>
+        <w:id w:val="1974139652"/>
         <w:tag w:val="goog_rdk_0"/>
       </w:sdtPr>
       <w:sdtContent>
@@ -3190,38 +3209,7 @@
                     <w:rFonts w:ascii="Arial" w:cs="Arial" w:eastAsia="Arial" w:hAnsi="Arial"/>
                     <w:rtl w:val="0"/>
                   </w:rPr>
-                  <w:t xml:space="preserve"> envía una solicitud a la </w:t>
-                </w:r>
-                <w:r>
-                  <w:rPr>
-                    <w:rFonts w:ascii="Arial" w:cs="Arial" w:eastAsia="Arial" w:hAnsi="Arial"/>
-                    <w:u w:val="single"/>
-                    <w:rtl w:val="0"/>
-                  </w:rPr>
-                  <w:t xml:space="preserve">InterfazBDD</w:t>
-                </w:r>
-                <w:r>
-                  <w:rPr>
-                    <w:rFonts w:ascii="Arial" w:cs="Arial" w:eastAsia="Arial" w:hAnsi="Arial"/>
-                    <w:rtl w:val="0"/>
-                  </w:rPr>
-                  <w:t xml:space="preserve"> para consultar la información correspondiente en la base de datos (</w:t>
-                </w:r>
-                <w:r>
-                  <w:rPr>
-                    <w:rFonts w:ascii="Arial" w:cs="Arial" w:eastAsia="Arial" w:hAnsi="Arial"/>
-                    <w:i w:val="1"/>
-                    <w:iCs w:val="1"/>
-                    <w:rtl w:val="0"/>
-                  </w:rPr>
-                  <w:t xml:space="preserve">consultarDatos(periodo</w:t>
-                </w:r>
-                <w:r>
-                  <w:rPr>
-                    <w:rFonts w:ascii="Arial" w:cs="Arial" w:eastAsia="Arial" w:hAnsi="Arial"/>
-                    <w:rtl w:val="0"/>
-                  </w:rPr>
-                  <w:t xml:space="preserve">)).</w:t>
+                  <w:t xml:space="preserve"> solicita la consulta de los datos correspondientes al período seleccionado.</w:t>
                 </w:r>
               </w:p>
             </w:tc>
@@ -3543,7 +3531,7 @@
                     <w:rFonts w:ascii="Arial" w:cs="Arial" w:eastAsia="Arial" w:hAnsi="Arial"/>
                     <w:rtl w:val="0"/>
                   </w:rPr>
-                  <w:t xml:space="preserve"> muestra el mensaje “El reporte ha sido generado exitosamente” y el archivo se descarga al dispositivo del usuario.</w:t>
+                  <w:t xml:space="preserve"> muestra el mensaje “El reporte ha sido generado y descargado correctamente.” y el archivo se descarga al dispositivo del usuario.</w:t>
                 </w:r>
               </w:p>
             </w:tc>
@@ -3711,7 +3699,6 @@
                   <w:ind w:left="0"/>
                   <w:rPr>
                     <w:rFonts w:ascii="Arial" w:cs="Arial" w:eastAsia="Arial" w:hAnsi="Arial"/>
-                    <w:u w:val="single"/>
                   </w:rPr>
                 </w:pPr>
                 <w:r>
@@ -3804,6 +3791,13 @@
                     <w:rtl w:val="0"/>
                   </w:rPr>
                   <w:t xml:space="preserve">PantallaReporte.</w:t>
+                </w:r>
+                <w:r>
+                  <w:rPr>
+                    <w:rFonts w:ascii="Arial" w:cs="Arial" w:eastAsia="Arial" w:hAnsi="Arial"/>
+                    <w:rtl w:val="0"/>
+                  </w:rPr>
+                  <w:t xml:space="preserve"> El caso de uso finaliza sin generar el reporte.</w:t>
                 </w:r>
               </w:p>
             </w:tc>
@@ -4310,12 +4304,12 @@
             <wp:extent cx="7039928" cy="5110908"/>
             <wp:effectExtent b="0" l="0" r="0" t="0"/>
             <wp:wrapSquare wrapText="bothSides" distB="114300" distT="114300" distL="114300" distR="114300"/>
-            <wp:docPr id="140" name="image4.png"/>
+            <wp:docPr id="140" name="image16.png"/>
             <a:graphic>
               <a:graphicData uri="http://schemas.openxmlformats.org/drawingml/2006/picture">
                 <pic:pic>
                   <pic:nvPicPr>
-                    <pic:cNvPr id="0" name="image4.png"/>
+                    <pic:cNvPr id="0" name="image16.png"/>
                     <pic:cNvPicPr preferRelativeResize="0"/>
                   </pic:nvPicPr>
                   <pic:blipFill>
@@ -4970,12 +4964,12 @@
               <wp:extent cx="7549515" cy="815340"/>
               <wp:effectExtent b="0" l="0" r="0" t="0"/>
               <wp:wrapNone/>
-              <wp:docPr id="123" name="image6.png"/>
+              <wp:docPr id="123" name="image4.png"/>
               <a:graphic>
                 <a:graphicData uri="http://schemas.openxmlformats.org/drawingml/2006/picture">
                   <pic:pic>
                     <pic:nvPicPr>
-                      <pic:cNvPr id="0" name="image6.png"/>
+                      <pic:cNvPr id="0" name="image4.png"/>
                       <pic:cNvPicPr preferRelativeResize="0"/>
                     </pic:nvPicPr>
                     <pic:blipFill>
@@ -5077,12 +5071,12 @@
               <wp:extent cx="167005" cy="888365"/>
               <wp:effectExtent b="0" l="0" r="0" t="0"/>
               <wp:wrapNone/>
-              <wp:docPr id="134" name="image17.png"/>
+              <wp:docPr id="134" name="image15.png"/>
               <a:graphic>
                 <a:graphicData uri="http://schemas.openxmlformats.org/drawingml/2006/picture">
                   <pic:pic>
                     <pic:nvPicPr>
-                      <pic:cNvPr id="0" name="image17.png"/>
+                      <pic:cNvPr id="0" name="image15.png"/>
                       <pic:cNvPicPr preferRelativeResize="0"/>
                     </pic:nvPicPr>
                     <pic:blipFill>
@@ -5184,12 +5178,12 @@
               <wp:extent cx="167005" cy="875030"/>
               <wp:effectExtent b="0" l="0" r="0" t="0"/>
               <wp:wrapNone/>
-              <wp:docPr id="130" name="image13.png"/>
+              <wp:docPr id="130" name="image11.png"/>
               <a:graphic>
                 <a:graphicData uri="http://schemas.openxmlformats.org/drawingml/2006/picture">
                   <pic:pic>
                     <pic:nvPicPr>
-                      <pic:cNvPr id="0" name="image13.png"/>
+                      <pic:cNvPr id="0" name="image11.png"/>
                       <pic:cNvPicPr preferRelativeResize="0"/>
                     </pic:nvPicPr>
                     <pic:blipFill>
@@ -5291,12 +5285,12 @@
               <wp:extent cx="167005" cy="875030"/>
               <wp:effectExtent b="0" l="0" r="0" t="0"/>
               <wp:wrapNone/>
-              <wp:docPr id="125" name="image8.png"/>
+              <wp:docPr id="125" name="image6.png"/>
               <a:graphic>
                 <a:graphicData uri="http://schemas.openxmlformats.org/drawingml/2006/picture">
                   <pic:pic>
                     <pic:nvPicPr>
-                      <pic:cNvPr id="0" name="image8.png"/>
+                      <pic:cNvPr id="0" name="image6.png"/>
                       <pic:cNvPicPr preferRelativeResize="0"/>
                     </pic:nvPicPr>
                     <pic:blipFill>
@@ -5398,12 +5392,12 @@
               <wp:extent cx="167005" cy="888365"/>
               <wp:effectExtent b="0" l="0" r="0" t="0"/>
               <wp:wrapNone/>
-              <wp:docPr id="124" name="image7.png"/>
+              <wp:docPr id="124" name="image5.png"/>
               <a:graphic>
                 <a:graphicData uri="http://schemas.openxmlformats.org/drawingml/2006/picture">
                   <pic:pic>
                     <pic:nvPicPr>
-                      <pic:cNvPr id="0" name="image7.png"/>
+                      <pic:cNvPr id="0" name="image5.png"/>
                       <pic:cNvPicPr preferRelativeResize="0"/>
                     </pic:nvPicPr>
                     <pic:blipFill>
@@ -5871,12 +5865,12 @@
               <wp:extent cx="7549515" cy="815340"/>
               <wp:effectExtent b="0" l="0" r="0" t="0"/>
               <wp:wrapNone/>
-              <wp:docPr id="127" name="image10.png"/>
+              <wp:docPr id="127" name="image8.png"/>
               <a:graphic>
                 <a:graphicData uri="http://schemas.openxmlformats.org/drawingml/2006/picture">
                   <pic:pic>
                     <pic:nvPicPr>
-                      <pic:cNvPr id="0" name="image10.png"/>
+                      <pic:cNvPr id="0" name="image8.png"/>
                       <pic:cNvPicPr preferRelativeResize="0"/>
                     </pic:nvPicPr>
                     <pic:blipFill>
@@ -5918,12 +5912,12 @@
           <wp:extent cx="669290" cy="669290"/>
           <wp:effectExtent b="0" l="0" r="0" t="0"/>
           <wp:wrapSquare wrapText="bothSides" distB="0" distT="0" distL="114300" distR="114300"/>
-          <wp:docPr descr="psi-negro.png" id="136" name="image3.png"/>
+          <wp:docPr descr="psi-negro.png" id="136" name="image2.png"/>
           <a:graphic>
             <a:graphicData uri="http://schemas.openxmlformats.org/drawingml/2006/picture">
               <pic:pic>
                 <pic:nvPicPr>
-                  <pic:cNvPr descr="psi-negro.png" id="0" name="image3.png"/>
+                  <pic:cNvPr descr="psi-negro.png" id="0" name="image2.png"/>
                   <pic:cNvPicPr preferRelativeResize="0"/>
                 </pic:nvPicPr>
                 <pic:blipFill>
@@ -5963,12 +5957,12 @@
           <wp:extent cx="425450" cy="666750"/>
           <wp:effectExtent b="0" l="0" r="0" t="0"/>
           <wp:wrapSquare wrapText="bothSides" distB="0" distT="0" distL="114300" distR="114300"/>
-          <wp:docPr descr="UNPA.JPG" id="135" name="image2.jpg"/>
+          <wp:docPr descr="UNPA.JPG" id="135" name="image3.jpg"/>
           <a:graphic>
             <a:graphicData uri="http://schemas.openxmlformats.org/drawingml/2006/picture">
               <pic:pic>
                 <pic:nvPicPr>
-                  <pic:cNvPr descr="UNPA.JPG" id="0" name="image2.jpg"/>
+                  <pic:cNvPr descr="UNPA.JPG" id="0" name="image3.jpg"/>
                   <pic:cNvPicPr preferRelativeResize="0"/>
                 </pic:nvPicPr>
                 <pic:blipFill>
@@ -6071,12 +6065,12 @@
               <wp:extent cx="167005" cy="875030"/>
               <wp:effectExtent b="0" l="0" r="0" t="0"/>
               <wp:wrapNone/>
-              <wp:docPr id="126" name="image9.png"/>
+              <wp:docPr id="126" name="image7.png"/>
               <a:graphic>
                 <a:graphicData uri="http://schemas.openxmlformats.org/drawingml/2006/picture">
                   <pic:pic>
                     <pic:nvPicPr>
-                      <pic:cNvPr id="0" name="image9.png"/>
+                      <pic:cNvPr id="0" name="image7.png"/>
                       <pic:cNvPicPr preferRelativeResize="0"/>
                     </pic:nvPicPr>
                     <pic:blipFill>
@@ -6181,12 +6175,12 @@
               <wp:extent cx="167005" cy="875665"/>
               <wp:effectExtent b="0" l="0" r="0" t="0"/>
               <wp:wrapNone/>
-              <wp:docPr id="128" name="image11.png"/>
+              <wp:docPr id="128" name="image9.png"/>
               <a:graphic>
                 <a:graphicData uri="http://schemas.openxmlformats.org/drawingml/2006/picture">
                   <pic:pic>
                     <pic:nvPicPr>
-                      <pic:cNvPr id="0" name="image11.png"/>
+                      <pic:cNvPr id="0" name="image9.png"/>
                       <pic:cNvPicPr preferRelativeResize="0"/>
                     </pic:nvPicPr>
                     <pic:blipFill>
